--- a/knowledge-base/outputs/h1-2026-prep/H1_2026_Report_DRAFT.docx
+++ b/knowledge-base/outputs/h1-2026-prep/H1_2026_Report_DRAFT.docx
@@ -47,7 +47,7 @@
         <w:spacing w:after="300"/>
         <w:jc w:val="left"/>
       </w:pPr>
-      <w:hyperlink w:history="1" r:id="rIdqnfaffbpfdo4kptpqzgqr">
+      <w:hyperlink w:history="1" r:id="rIdqczmynihgoxammo90nlmm">
         <w:r>
           <w:rPr>
             <w:rFonts w:ascii="Arial" w:cs="Arial" w:eastAsia="Arial" w:hAnsi="Arial"/>
@@ -279,7 +279,7 @@
           <w:sz w:val="24"/>
           <w:szCs w:val="24"/>
         </w:rPr>
-        <w:t xml:space="preserve">Demand concentration in data centers. The tailwind is real, but it ties much of the sector's growth to one source that is constrained by capital, power, and local politics.</w:t>
+        <w:t xml:space="preserve">Demand concentration in data centers. The tailwind is real, but it is gated by power, grid, and permitting; only ~5 of the ~16 GW of planned 2026 U.S. capacity is on track to energize this year, tying much of the sector's growth to one capital- and power-intensive source.</w:t>
       </w:r>
     </w:p>
     <w:p>
@@ -349,7 +349,20 @@
           <w:sz w:val="24"/>
           <w:szCs w:val="24"/>
         </w:rPr>
-        <w:t xml:space="preserve">This report covers the global and U.S. building materials and building products value chain — aggregates and cement, glass and insulation, wood and lumber, steel and metals, building products and distribution, openings and security, plumbing and fixtures, HVAC and climate, and the big-box retail channel — tracked across the 39 public companies in our coverage universe. [Refresh top-line global/U.S. construction market-size figures from a current source before publication.]</w:t>
+        <w:t xml:space="preserve">This report covers the global and U.S. building materials and building products value chain — aggregates and cement, glass and insulation, wood and lumber, steel and metals, building products and distribution, openings and security, plumbing and fixtures, HVAC and climate, and the big-box retail channel — tracked across the 39 public companies in our coverage universe.</w:t>
+      </w:r>
+    </w:p>
+    <w:p>
+      <w:pPr>
+        <w:spacing w:after="120"/>
+      </w:pPr>
+      <w:r>
+        <w:rPr>
+          <w:rFonts w:ascii="Arial" w:cs="Arial" w:eastAsia="Arial" w:hAnsi="Arial"/>
+          <w:sz w:val="24"/>
+          <w:szCs w:val="24"/>
+        </w:rPr>
+        <w:t xml:space="preserve">The global construction market these companies serve is on track for roughly $17.3 trillion in 2026, up from $16.5 trillion in 2025, with Asia-Pacific the largest region. The U.S. is the second-largest market: construction spending ran at a $2.17 trillion seasonally adjusted annual rate in April 2026, up 0.9% year-over-year (U.S. Census Bureau), with residential near $910 billion and nonresidential near $730 billion. The growth is modest and mostly price rather than volume, and the split inside the total is the real story — nonresidential held up on private data-center capital spending rather than the federal programs we emphasized last edition, while residential stayed weak under affordability and financing pressure.</w:t>
       </w:r>
     </w:p>
     <w:p>
@@ -1495,7 +1508,7 @@
           <w:sz w:val="24"/>
           <w:szCs w:val="24"/>
         </w:rPr>
-        <w:t xml:space="preserve">The story carries real constraints that operators and investors should weigh: power, water, and rising local opposition. Ohio suspended a data-center tax break amid pressure on tech firms to pay for the power they consume, and activist resistance surfaced in Illinois, Texas, and Arizona.</w:t>
+        <w:t xml:space="preserve">Demand is not the constraint; deliverable capacity is. Global hyperscaler capex is set to top $700 billion in 2026, and the Americas pipeline reached 25.3 GW under construction at the end of 2025, 89% of it pre-committed. Yet of the ~16 GW of U.S. capacity planned for 2026, only about 5 GW is on track to energize this year. Power is now the top build constraint: high-voltage transformers run roughly four years out, grid-interconnection queues stretch five to seven years against 12-18-month build times, and behind-the-meter generation has become standard rather than a hedge. Permitting and labor gate the rest: $156 billion of projects were blocked or delayed by local opposition in 2025 (Texas SB 6, Virginia HB 507, and moratoriums from Ohio to Maine), and contractor backlogs have tripled to roughly ten months amid a ~440K-worker shortage led by electricians. On cooling, a $15 billion-plus M&amp;A wave (Eaton-Boyd, Trane-LiquidStack, Ecolab-CoolIT) is finally adding capacity as liquid-cooling adoption climbs from 22% to about 40%. These figures track Applied Value's H1 2026 US Data Center Supply Chain Report, which maps the constraint layer by layer.</w:t>
       </w:r>
     </w:p>
     <w:p>
@@ -1525,7 +1538,7 @@
           <w:sz w:val="22"/>
           <w:szCs w:val="22"/>
         </w:rPr>
-        <w:t xml:space="preserve">exposure to data-center demand, direct or through pull-through into HVAC, electrical, structural, and finishing products, is the cleanest growth opportunity in the sector, though it concentrates risk in one capital- and power-intensive source.</w:t>
+        <w:t xml:space="preserve">data-center demand is the cleanest growth opportunity in the sector, but it is gated by power, grid, permitting, and labor, not by capital. The pull-through into HVAC, electrical, structural, and finishing products is real; its timing depends on what can actually get energized. The winners are tied to the unlocking layers (power and electrical equipment, prefabrication, and cooling) and can plan around multi-year power and permitting timelines. It remains a concentrated bet on one capital- and power-intensive source.</w:t>
       </w:r>
     </w:p>
     <w:p>
@@ -4187,7 +4200,7 @@
                 <w:sz w:val="20"/>
                 <w:szCs w:val="20"/>
               </w:rPr>
-              <w:t xml:space="preserve">Drop the easing→recovery base case; rate-gated frame</w:t>
+              <w:t xml:space="preserve">Plan residential off rate volatility, not Fed-cut timing; hold capacity for a later, sharper rebound rather than a smooth 2026 ramp.</w:t>
             </w:r>
           </w:p>
         </w:tc>
@@ -4294,7 +4307,7 @@
                 <w:sz w:val="20"/>
                 <w:szCs w:val="20"/>
               </w:rPr>
-              <w:t xml:space="preserve">“Muted” right; timing was the hard part</w:t>
+              <w:t xml:space="preserve">The direction was right and the timing was the hard part; size capacity to choppy demand, not a recovery curve.</w:t>
             </w:r>
           </w:p>
         </w:tc>
@@ -4401,7 +4414,7 @@
                 <w:sz w:val="20"/>
                 <w:szCs w:val="20"/>
               </w:rPr>
-              <w:t xml:space="preserve">Track the whipsaw; policy is the risk</w:t>
+              <w:t xml:space="preserve">Model tariffs in both directions and build the swing into cost and pricing plans; the planning risk is policy volatility, not the price level.</w:t>
             </w:r>
           </w:p>
         </w:tc>
@@ -4508,7 +4521,7 @@
                 <w:sz w:val="20"/>
                 <w:szCs w:val="20"/>
               </w:rPr>
-              <w:t xml:space="preserve">Biggest blind spot; new §5</w:t>
+              <w:t xml:space="preserve">The engine changed; reweight commercial exposure toward data-center pull-through, with federal programs as the floor (§5).</w:t>
             </w:r>
           </w:p>
         </w:tc>
@@ -4615,7 +4628,7 @@
                 <w:sz w:val="20"/>
                 <w:szCs w:val="20"/>
               </w:rPr>
-              <w:t xml:space="preserve">“Still tight, first cracks”</w:t>
+              <w:t xml:space="preserve">Still the binding constraint on delivery; keep investing in prefab and labor-saving products, and watch the first wage relief as labor loosens.</w:t>
             </w:r>
           </w:p>
         </w:tc>
@@ -4722,7 +4735,7 @@
                 <w:sz w:val="20"/>
                 <w:szCs w:val="20"/>
               </w:rPr>
-              <w:t xml:space="preserve">Low change; compress</w:t>
+              <w:t xml:space="preserve">Scale and balance-sheet strength stay the dividing line; well-capitalized players keep the edge in financing and a consolidating market.</w:t>
             </w:r>
           </w:p>
         </w:tc>
@@ -4829,7 +4842,7 @@
                 <w:sz w:val="20"/>
                 <w:szCs w:val="20"/>
               </w:rPr>
-              <w:t xml:space="preserve">Keep the analysis box</w:t>
+              <w:t xml:space="preserve">Headline GDP overstates ground-level demand; weight order books, permits, and confidence over the top-line print when planning.</w:t>
             </w:r>
           </w:p>
         </w:tc>
@@ -4936,7 +4949,7 @@
                 <w:sz w:val="20"/>
                 <w:szCs w:val="20"/>
               </w:rPr>
-              <w:t xml:space="preserve">Promoted to §6</w:t>
+              <w:t xml:space="preserve">Consolidation is reshaping procurement leverage and channel access; revisit buy-vs-build and supplier strategy now, not after the next deal (§6).</w:t>
             </w:r>
           </w:p>
         </w:tc>
@@ -5043,7 +5056,7 @@
                 <w:sz w:val="20"/>
                 <w:szCs w:val="20"/>
               </w:rPr>
-              <w:t xml:space="preserve">“Bottoming, not recovering”</w:t>
+              <w:t xml:space="preserve">Billings bottomed but have not turned; treat commercial recovery as unconfirmed and gate capacity on an ABI cross back above 50.</w:t>
             </w:r>
           </w:p>
         </w:tc>

--- a/knowledge-base/outputs/h1-2026-prep/H1_2026_Report_DRAFT.docx
+++ b/knowledge-base/outputs/h1-2026-prep/H1_2026_Report_DRAFT.docx
@@ -47,7 +47,7 @@
         <w:spacing w:after="300"/>
         <w:jc w:val="left"/>
       </w:pPr>
-      <w:hyperlink w:history="1" r:id="rIdqczmynihgoxammo90nlmm">
+      <w:hyperlink w:history="1" r:id="rIddp3ekpucfi_yzs-ws5ymc">
         <w:r>
           <w:rPr>
             <w:rFonts w:ascii="Arial" w:cs="Arial" w:eastAsia="Arial" w:hAnsi="Arial"/>
@@ -2411,7 +2411,41 @@
           <w:sz w:val="18"/>
           <w:szCs w:val="18"/>
         </w:rPr>
-        <w:t xml:space="preserve">  (confirm client-disclosure permission before naming)</w:t>
+        <w:t xml:space="preserve">  (real AV engagement — see anonymization flag below)</w:t>
+      </w:r>
+    </w:p>
+    <w:p>
+      <w:pPr>
+        <w:pBdr>
+          <w:top w:val="single" w:color="C0392B" w:sz="12" w:space="4"/>
+          <w:bottom w:val="single" w:color="C0392B" w:sz="12" w:space="4"/>
+          <w:left w:val="single" w:color="C0392B" w:sz="18" w:space="6"/>
+          <w:right w:val="single" w:color="C0392B" w:sz="12" w:space="4"/>
+        </w:pBdr>
+        <w:shd w:color="FDECEA" w:val="solid"/>
+        <w:spacing w:after="160" w:before="120"/>
+      </w:pPr>
+      <w:r>
+        <w:rPr>
+          <w:rFonts w:ascii="Arial" w:cs="Arial" w:eastAsia="Arial" w:hAnsi="Arial"/>
+          <w:b/>
+          <w:bCs/>
+          <w:color w:val="C0392B"/>
+          <w:sz w:val="22"/>
+          <w:szCs w:val="22"/>
+        </w:rPr>
+        <w:t xml:space="preserve">⚠ PRE-PUBLICATION — MUST ANONYMIZE BEFORE EXTERNAL RELEASE.  </w:t>
+      </w:r>
+      <w:r>
+        <w:rPr>
+          <w:rFonts w:ascii="Arial" w:cs="Arial" w:eastAsia="Arial" w:hAnsi="Arial"/>
+          <w:b/>
+          <w:bCs/>
+          <w:color w:val="922B21"/>
+          <w:sz w:val="21"/>
+          <w:szCs w:val="21"/>
+        </w:rPr>
+        <w:t xml:space="preserve">This case study names Heidelberg Materials. Do not distribute externally until client-disclosure permission is confirmed; otherwise replace "Heidelberg Materials" with "a top-three global cement producer" here and in §9. Internal review draft only.</w:t>
       </w:r>
     </w:p>
     <w:p>
@@ -5230,9 +5264,12 @@
     <w:p>
       <w:pPr>
         <w:pBdr>
-          <w:left w:val="single" w:color="215D44" w:sz="18" w:space="6"/>
+          <w:top w:val="single" w:color="C0392B" w:sz="12" w:space="4"/>
+          <w:bottom w:val="single" w:color="C0392B" w:sz="12" w:space="4"/>
+          <w:left w:val="single" w:color="C0392B" w:sz="18" w:space="6"/>
+          <w:right w:val="single" w:color="C0392B" w:sz="12" w:space="4"/>
         </w:pBdr>
-        <w:shd w:color="E0F4EB" w:val="solid"/>
+        <w:shd w:color="FDECEA" w:val="solid"/>
         <w:spacing w:after="160" w:before="120"/>
       </w:pPr>
       <w:r>
@@ -5240,21 +5277,22 @@
           <w:rFonts w:ascii="Arial" w:cs="Arial" w:eastAsia="Arial" w:hAnsi="Arial"/>
           <w:b/>
           <w:bCs/>
-          <w:color w:val="163E2D"/>
+          <w:color w:val="C0392B"/>
           <w:sz w:val="22"/>
           <w:szCs w:val="22"/>
         </w:rPr>
-        <w:t xml:space="preserve">Note:  </w:t>
-      </w:r>
-      <w:r>
-        <w:rPr>
-          <w:rFonts w:ascii="Arial" w:cs="Arial" w:eastAsia="Arial" w:hAnsi="Arial"/>
-          <w:i/>
-          <w:iCs/>
-          <w:sz w:val="22"/>
-          <w:szCs w:val="22"/>
-        </w:rPr>
-        <w:t xml:space="preserve">The engagements above are real Applied Value cases from the AV case-study database, anonymized where required. Confirm client-disclosure permissions (for example, naming Heidelberg Materials) and final figures before publication.</w:t>
+        <w:t xml:space="preserve">⚠ PRE-PUBLICATION — MUST ANONYMIZE BEFORE EXTERNAL RELEASE.  </w:t>
+      </w:r>
+      <w:r>
+        <w:rPr>
+          <w:rFonts w:ascii="Arial" w:cs="Arial" w:eastAsia="Arial" w:hAnsi="Arial"/>
+          <w:b/>
+          <w:bCs/>
+          <w:color w:val="922B21"/>
+          <w:sz w:val="21"/>
+          <w:szCs w:val="21"/>
+        </w:rPr>
+        <w:t xml:space="preserve">The engagements above are real Applied Value cases. The procurement-leverage case names Heidelberg Materials (see §6). Before external release, confirm client-disclosure permission or replace with "a top-three global cement producer." Also confirm final figures. Internal review draft only.</w:t>
       </w:r>
     </w:p>
     <w:p>

--- a/knowledge-base/outputs/h1-2026-prep/H1_2026_Report_DRAFT.docx
+++ b/knowledge-base/outputs/h1-2026-prep/H1_2026_Report_DRAFT.docx
@@ -47,7 +47,7 @@
         <w:spacing w:after="300"/>
         <w:jc w:val="left"/>
       </w:pPr>
-      <w:hyperlink w:history="1" r:id="rIddp3ekpucfi_yzs-ws5ymc">
+      <w:hyperlink w:history="1" r:id="rIdugpqx0x8qqeac3gvmvaso">
         <w:r>
           <w:rPr>
             <w:rFonts w:ascii="Arial" w:cs="Arial" w:eastAsia="Arial" w:hAnsi="Arial"/>
@@ -1167,7 +1167,7 @@
           <w:sz w:val="21"/>
           <w:szCs w:val="21"/>
         </w:rPr>
-        <w:t xml:space="preserve">For a manufacturer facing elevated commodity volatility, AV assessed steel-sourcing maturity against best-in-class and benchmarked spend across its network of 27+ mill and service-center relationships, then quantified a roadmap: $79–114/ST in steel-cost reduction by consolidating flat steel onto a directed-buy program, a further $20–40/ST by reshaping the sourcing footprint, and up to ±$26M in gross-margin-variance reduction through indexation.</w:t>
+        <w:t xml:space="preserve">For Array Technologies, AV assessed steel-sourcing maturity against best-in-class and benchmarked spend across its network of 27+ mill and service-center relationships, then quantified a roadmap: $79–114/ST in steel-cost reduction by consolidating flat steel onto a directed-buy program, a further $20–40/ST by reshaping the sourcing footprint, and up to ±$26M in gross-margin-variance reduction through indexation.</w:t>
       </w:r>
       <w:r>
         <w:rPr>
@@ -1178,7 +1178,7 @@
           <w:sz w:val="18"/>
           <w:szCs w:val="18"/>
         </w:rPr>
-        <w:t xml:space="preserve">  (real AV engagement, anonymized)</w:t>
+        <w:t xml:space="preserve">  (real AV engagement — client + figures to confirm)</w:t>
       </w:r>
     </w:p>
     <w:p>
@@ -1566,7 +1566,7 @@
           <w:sz w:val="21"/>
           <w:szCs w:val="21"/>
         </w:rPr>
-        <w:t xml:space="preserve">For a building-products manufacturer targeting a new, higher-value end-user segment, AV built a go-to-market strategy segment-by-segment: mapping the buying center, criteria, and process; defining the sales-rep profile and value-added support model; and producing a sized market-opportunity assessment and roll-out plan. The same playbook applies directly to capturing data-center demand: identify the highest-value programs, then build the commercial readiness to win them.</w:t>
+        <w:t xml:space="preserve">For ASSA ABLOY, targeting a new, higher-value end-user segment, AV built a go-to-market strategy segment-by-segment: mapping the buying center, criteria, and process; defining the sales-rep profile and value-added support model; and producing a sized market-opportunity assessment and roll-out plan. The same playbook applies directly to capturing data-center demand: identify the highest-value programs, then build the commercial readiness to win them.</w:t>
       </w:r>
       <w:r>
         <w:rPr>
@@ -2445,7 +2445,7 @@
           <w:sz w:val="21"/>
           <w:szCs w:val="21"/>
         </w:rPr>
-        <w:t xml:space="preserve">This case study names Heidelberg Materials. Do not distribute externally until client-disclosure permission is confirmed; otherwise replace "Heidelberg Materials" with "a top-three global cement producer" here and in §9. Internal review draft only.</w:t>
+        <w:t xml:space="preserve">This section names real clients — Heidelberg Materials (procurement leverage) and Piab (post-deal value creation). Do not distribute externally until client-disclosure permission is confirmed; otherwise anonymize (e.g., "a top-three global cement producer"). Also verify the Heidelberg figures: source decks show $5.75M/$6.0M variants, not the $2.8M/$7.5M/$150.9M shown here. Internal review draft only.</w:t>
       </w:r>
     </w:p>
     <w:p>
@@ -2473,7 +2473,7 @@
           <w:sz w:val="21"/>
           <w:szCs w:val="21"/>
         </w:rPr>
-        <w:t xml:space="preserve">For a private-equity-owned industrial business, AV led commercial supplier negotiations to drive post-deal value: harmonizing competing quotes onto a like-for-like basis, building fact-based negotiation materials, and running multiple rounds, resulting in a &gt;20% reduction in prices.</w:t>
+        <w:t xml:space="preserve">For Piab, a private-equity-owned industrial business, AV led commercial supplier negotiations to drive post-deal value: harmonizing competing quotes onto a like-for-like basis, building fact-based negotiation materials, and running multiple rounds, resulting in a &gt;20% reduction in prices.</w:t>
       </w:r>
       <w:r>
         <w:rPr>
@@ -2484,7 +2484,7 @@
           <w:sz w:val="18"/>
           <w:szCs w:val="18"/>
         </w:rPr>
-        <w:t xml:space="preserve">  (real AV engagement, anonymized)</w:t>
+        <w:t xml:space="preserve">  (real AV engagement (IT-vendor outsourcing negotiation))</w:t>
       </w:r>
     </w:p>
     <w:p>
@@ -5204,7 +5204,7 @@
           <w:sz w:val="24"/>
           <w:szCs w:val="24"/>
         </w:rPr>
-        <w:t xml:space="preserve">Steel cost &amp; commodity-volatility mitigation (see §4) — directed-buy and indexation roadmap; $79–114/ST steel-cost reduction and up to ±$26M margin-variance reduction.</w:t>
+        <w:t xml:space="preserve">Steel cost &amp; commodity-volatility mitigation (see §4) — Array Technologies; directed-buy and indexation roadmap; $79–114/ST steel-cost reduction and up to ±$26M margin-variance reduction.</w:t>
       </w:r>
     </w:p>
     <w:p>
@@ -5222,7 +5222,7 @@
           <w:sz w:val="24"/>
           <w:szCs w:val="24"/>
         </w:rPr>
-        <w:t xml:space="preserve">New-segment growth capture (see §5) — go-to-market strategy by end-user segment for a building-products manufacturer; sized market opportunity and roll-out plan.</w:t>
+        <w:t xml:space="preserve">New-segment growth capture (see §5) — ASSA ABLOY; go-to-market strategy by end-user segment; sized market opportunity and roll-out plan.</w:t>
       </w:r>
     </w:p>
     <w:p>
@@ -5258,7 +5258,7 @@
           <w:sz w:val="24"/>
           <w:szCs w:val="24"/>
         </w:rPr>
-        <w:t xml:space="preserve">Post-deal value creation (see §6) — fact-based supplier negotiations for a PE-owned industrial; &gt;20% price reduction.</w:t>
+        <w:t xml:space="preserve">Post-deal value creation (see §6) — Piab; fact-based supplier negotiations for a PE-owned industrial; &gt;20% price reduction.</w:t>
       </w:r>
     </w:p>
     <w:p>
@@ -5292,7 +5292,7 @@
           <w:sz w:val="21"/>
           <w:szCs w:val="21"/>
         </w:rPr>
-        <w:t xml:space="preserve">The engagements above are real Applied Value cases. The procurement-leverage case names Heidelberg Materials (see §6). Before external release, confirm client-disclosure permission or replace with "a top-three global cement producer." Also confirm final figures. Internal review draft only.</w:t>
+        <w:t xml:space="preserve">All four case studies above name real clients — Array Technologies (§4), ASSA ABLOY (§5), Heidelberg Materials (§6), and Piab (§6). Anonymize every one before any external release (confirm client-disclosure permission or use a sector descriptor). Two items still need verification: the Heidelberg figures ($2.8M/$7.5M/$150.9M — source decks show $5.75M/$6.0M variants) and the steel figures ($79–114/ST, ±$26M — not yet traced to a source deck; Array Technologies is a tentative match). Internal review draft only.</w:t>
       </w:r>
     </w:p>
     <w:p>

--- a/knowledge-base/outputs/h1-2026-prep/H1_2026_Report_DRAFT.docx
+++ b/knowledge-base/outputs/h1-2026-prep/H1_2026_Report_DRAFT.docx
@@ -47,7 +47,7 @@
         <w:spacing w:after="300"/>
         <w:jc w:val="left"/>
       </w:pPr>
-      <w:hyperlink w:history="1" r:id="rIdugpqx0x8qqeac3gvmvaso">
+      <w:hyperlink w:history="1" r:id="rIdfx29ofawos9nbdmlb3c6k">
         <w:r>
           <w:rPr>
             <w:rFonts w:ascii="Arial" w:cs="Arial" w:eastAsia="Arial" w:hAnsi="Arial"/>
@@ -1178,7 +1178,41 @@
           <w:sz w:val="18"/>
           <w:szCs w:val="18"/>
         </w:rPr>
-        <w:t xml:space="preserve">  (real AV engagement — client + figures to confirm)</w:t>
+        <w:t xml:space="preserve">  (real AV engagement)</w:t>
+      </w:r>
+    </w:p>
+    <w:p>
+      <w:pPr>
+        <w:pBdr>
+          <w:top w:val="single" w:color="C0392B" w:sz="12" w:space="4"/>
+          <w:bottom w:val="single" w:color="C0392B" w:sz="12" w:space="4"/>
+          <w:left w:val="single" w:color="C0392B" w:sz="18" w:space="6"/>
+          <w:right w:val="single" w:color="C0392B" w:sz="12" w:space="4"/>
+        </w:pBdr>
+        <w:shd w:color="FDECEA" w:val="solid"/>
+        <w:spacing w:after="160" w:before="120"/>
+      </w:pPr>
+      <w:r>
+        <w:rPr>
+          <w:rFonts w:ascii="Arial" w:cs="Arial" w:eastAsia="Arial" w:hAnsi="Arial"/>
+          <w:b/>
+          <w:bCs/>
+          <w:color w:val="C0392B"/>
+          <w:sz w:val="22"/>
+          <w:szCs w:val="22"/>
+        </w:rPr>
+        <w:t xml:space="preserve">⚠ PRE-PUBLICATION — MUST ANONYMIZE BEFORE EXTERNAL RELEASE.  </w:t>
+      </w:r>
+      <w:r>
+        <w:rPr>
+          <w:rFonts w:ascii="Arial" w:cs="Arial" w:eastAsia="Arial" w:hAnsi="Arial"/>
+          <w:b/>
+          <w:bCs/>
+          <w:color w:val="922B21"/>
+          <w:sz w:val="21"/>
+          <w:szCs w:val="21"/>
+        </w:rPr>
+        <w:t xml:space="preserve">Names Array Technologies (client match tentative). Before external release, confirm client-disclosure permission or anonymize (e.g., "a steel-intensive equipment manufacturer"). The $79–114/ST and ±$26M figures are not yet traced to a source deck — verify before use. Internal review draft only.</w:t>
       </w:r>
     </w:p>
     <w:p>
@@ -1577,7 +1611,41 @@
           <w:sz w:val="18"/>
           <w:szCs w:val="18"/>
         </w:rPr>
-        <w:t xml:space="preserve">  (real AV engagement, anonymized)</w:t>
+        <w:t xml:space="preserve">  (real AV engagement)</w:t>
+      </w:r>
+    </w:p>
+    <w:p>
+      <w:pPr>
+        <w:pBdr>
+          <w:top w:val="single" w:color="C0392B" w:sz="12" w:space="4"/>
+          <w:bottom w:val="single" w:color="C0392B" w:sz="12" w:space="4"/>
+          <w:left w:val="single" w:color="C0392B" w:sz="18" w:space="6"/>
+          <w:right w:val="single" w:color="C0392B" w:sz="12" w:space="4"/>
+        </w:pBdr>
+        <w:shd w:color="FDECEA" w:val="solid"/>
+        <w:spacing w:after="160" w:before="120"/>
+      </w:pPr>
+      <w:r>
+        <w:rPr>
+          <w:rFonts w:ascii="Arial" w:cs="Arial" w:eastAsia="Arial" w:hAnsi="Arial"/>
+          <w:b/>
+          <w:bCs/>
+          <w:color w:val="C0392B"/>
+          <w:sz w:val="22"/>
+          <w:szCs w:val="22"/>
+        </w:rPr>
+        <w:t xml:space="preserve">⚠ PRE-PUBLICATION — MUST ANONYMIZE BEFORE EXTERNAL RELEASE.  </w:t>
+      </w:r>
+      <w:r>
+        <w:rPr>
+          <w:rFonts w:ascii="Arial" w:cs="Arial" w:eastAsia="Arial" w:hAnsi="Arial"/>
+          <w:b/>
+          <w:bCs/>
+          <w:color w:val="922B21"/>
+          <w:sz w:val="21"/>
+          <w:szCs w:val="21"/>
+        </w:rPr>
+        <w:t xml:space="preserve">Names ASSA ABLOY. Before external release, confirm client-disclosure permission or anonymize (e.g., "a building-products manufacturer"). Internal review draft only.</w:t>
       </w:r>
     </w:p>
     <w:p>

--- a/knowledge-base/outputs/h1-2026-prep/H1_2026_Report_DRAFT.docx
+++ b/knowledge-base/outputs/h1-2026-prep/H1_2026_Report_DRAFT.docx
@@ -47,7 +47,7 @@
         <w:spacing w:after="300"/>
         <w:jc w:val="left"/>
       </w:pPr>
-      <w:hyperlink w:history="1" r:id="rIdfx29ofawos9nbdmlb3c6k">
+      <w:hyperlink w:history="1" r:id="rIdrxgo3tqhzwdxd51bw7v2x">
         <w:r>
           <w:rPr>
             <w:rFonts w:ascii="Arial" w:cs="Arial" w:eastAsia="Arial" w:hAnsi="Arial"/>
@@ -243,7 +243,7 @@
           <w:sz w:val="24"/>
           <w:szCs w:val="24"/>
         </w:rPr>
-        <w:t xml:space="preserve">A rate-gated recovery that keeps slipping. Mortgage rates stayed in the low-6% range but volatile, and the easing-into-recovery path did not arrive on schedule. Don't forecast demand off the timing of Fed cuts.</w:t>
+        <w:t xml:space="preserve">A rate-gated recovery that keeps slipping — and may now reverse. Mortgage rates stayed in the low-6% range but volatile, and the Fed's June 17 hold came with a hawkish turn under new chair Kevin Warsh; the easing-into-recovery path did not arrive, and relief now looks like a 2027 story. Don't forecast demand off the timing of Fed cuts.</w:t>
       </w:r>
     </w:p>
     <w:p>
@@ -424,7 +424,7 @@
           <w:sz w:val="24"/>
           <w:szCs w:val="24"/>
         </w:rPr>
-        <w:t xml:space="preserve">Three lessons from this half carry forward. First, the residential recovery is delayed and gated by rates — still coming, just later — and we will not tie its timing to Fed-cut expectations again after doing so last time at a cost. Second, tariffs remain the swing factor on cost, but the issue now is policy volatility, so plan for moves both ways. Third, data centers are the most reliable source of demand into the back half, and consolidation will keep shifting procurement leverage and channel access for every manufacturer.</w:t>
+        <w:t xml:space="preserve">Three lessons from this half carry forward. First, the residential recovery is delayed and gated by rates — and the Fed's hawkish June 17 hold, with a dot plot now tilted toward a hike, means the base case is no longer “later this year” but 2027, with a real chance rates rise before they fall; we will not tie its timing to Fed-cut expectations again after doing so last time at a cost. Second, tariffs remain the swing factor on cost, but the issue now is policy volatility, so plan for moves both ways. Third, data centers are the most reliable source of demand into the back half, and consolidation will keep shifting procurement leverage and channel access for every manufacturer.</w:t>
       </w:r>
     </w:p>
     <w:p>
@@ -589,7 +589,7 @@
                 <w:sz w:val="22"/>
                 <w:szCs w:val="22"/>
               </w:rPr>
-              <w:t xml:space="preserve">Fed held at 3.50–3.75%; 30-yr fixed volatile in the low-6s (6.46% to 6.20% to 6.36%); recovery slipped.</w:t>
+              <w:t xml:space="preserve">Fed held at 3.50–3.75% (4th hold Jun 17), then turned hawkish — hike now likelier than cut; 30-yr fixed volatile in the low-6s (6.46% to 6.20% to 6.36%).</w:t>
             </w:r>
           </w:p>
         </w:tc>
@@ -1058,7 +1058,7 @@
           <w:sz w:val="24"/>
           <w:szCs w:val="24"/>
         </w:rPr>
-        <w:t xml:space="preserve">The Federal Reserve held the federal funds target at 3.50–3.75% through the spring, and the 30-year fixed mortgage stayed in the low-6% range but volatile: it climbed for five straight weeks to 6.46% in early April, fell to 6.20% within days, then edged back to 6.36%. Our last base case — easing “takes hold,” mortgage toward 6.2–6.35%, residential recovering in 2026 — did not play out on schedule, and new-home sales slumped in April.</w:t>
+        <w:t xml:space="preserve">The Federal Reserve held the federal funds target at 3.50–3.75% across the half — a March 18 hold, then a unanimous 12–0 hold on June 17, the fourth in a row. The June meeting changed the tone, not the rate: Kevin Warsh's first as chairman turned hawkish — forward guidance dropped, the end-2026 inflation projection raised to 3.6%, and the dot-plot median for the end-2026 funds rate lifted to roughly 3.6–4.1%, with nine of 18 participants now projecting a hike rather than a cut. The 30-year fixed mortgage stayed in the low-6% range but volatile: it climbed for five straight weeks to 6.46% in early April, fell to 6.20% within days, then edged back to 6.36%. Our last base case — easing “takes hold,” mortgage toward 6.2–6.35%, residential recovering in 2026 — did not play out, and the June decision pushes relief further out; new-home sales slumped in April.</w:t>
       </w:r>
     </w:p>
     <w:p>
@@ -1084,7 +1084,7 @@
           <w:sz w:val="24"/>
           <w:szCs w:val="24"/>
         </w:rPr>
-        <w:t xml:space="preserve">Reframe the rate outlook around volatility and a delayed, rate-gated recovery, and stop forecasting demand off the timing of Fed cuts.</w:t>
+        <w:t xml:space="preserve">The rate story has flipped from delayed easing to a credible hike risk. Plan residential off a 2027 recovery, not a back-half-2026 one, and stop forecasting demand off the timing of Fed cuts.</w:t>
       </w:r>
     </w:p>
     <w:p>
@@ -1542,7 +1542,7 @@
           <w:sz w:val="24"/>
           <w:szCs w:val="24"/>
         </w:rPr>
-        <w:t xml:space="preserve">Demand is not the constraint; deliverable capacity is. Global hyperscaler capex is set to top $700 billion in 2026, and the Americas pipeline reached 25.3 GW under construction at the end of 2025, 89% of it pre-committed. Yet of the ~16 GW of U.S. capacity planned for 2026, only about 5 GW is on track to energize this year. Power is now the top build constraint: high-voltage transformers run roughly four years out, grid-interconnection queues stretch five to seven years against 12-18-month build times, and behind-the-meter generation has become standard rather than a hedge. Permitting and labor gate the rest: $156 billion of projects were blocked or delayed by local opposition in 2025 (Texas SB 6, Virginia HB 507, and moratoriums from Ohio to Maine), and contractor backlogs have tripled to roughly ten months amid a ~440K-worker shortage led by electricians. On cooling, a $15 billion-plus M&amp;A wave (Eaton-Boyd, Trane-LiquidStack, Ecolab-CoolIT) is finally adding capacity as liquid-cooling adoption climbs from 22% to about 40%. These figures track Applied Value's H1 2026 US Data Center Supply Chain Report, which maps the constraint layer by layer.</w:t>
+        <w:t xml:space="preserve">Demand is not the constraint; deliverable capacity is. Global hyperscaler capex is set to top $700 billion in 2026, and the Americas pipeline reached 25.3 GW under construction at the end of 2025, 89% of it pre-committed. Yet of the ~16 GW of U.S. capacity planned for 2026, only about 5 GW is on track to energize this year. Power is now the top build constraint: high-voltage transformers run roughly four years out (about 80% of U.S. large transformers are imported, against a ~30% supply deficit projected through 2027), grid-interconnection queues stretch five to seven years against 12-18-month build times, and behind-the-meter generation has become standard rather than a hedge - roughly 56% of developers are now exploring on-site generation, set to supply about 30% of incremental data-center power demand through 2030. The squeeze extends to the power-equipment OEMs in our coverage: Caterpillar's engine backlog reached $63 billion (up 79% year-over-year, booked into 2028) and GE Vernova is sold out of gas turbines through 2030. Permitting and labor gate the rest: $156 billion of projects were blocked or delayed by local opposition across 2025 and Q1 2026 (48 projects, 2.4x the prior two-year cumulative; Texas SB 6, Virginia HB 507, and moratoriums from Ohio to Maine), and contractor backlogs have tripled to roughly ten months amid a ~440K-worker shortage led by electricians - a drag worth roughly $14 million in lost revenue for every month a 60 MW site slips. On cooling, a $15 billion-plus M&amp;A wave (Eaton-Boyd at $9.5 billion, Trane-LiquidStack, Ecolab-CoolIT at $4.75 billion) is finally adding capacity as liquid-cooling adoption climbs from 22% to about 40%. These figures track Applied Value's H1 2026 US Data Center Supply Chain Report, which maps the constraint layer by layer.</w:t>
       </w:r>
     </w:p>
     <w:p>
@@ -4247,7 +4247,7 @@
                 <w:sz w:val="20"/>
                 <w:szCs w:val="20"/>
               </w:rPr>
-              <w:t xml:space="preserve">Rates higher and volatile; recovery slipped</w:t>
+              <w:t xml:space="preserve">Held all half (4th hold Jun 17); Fed turned hawkish, hike now likelier than cut</w:t>
             </w:r>
           </w:p>
         </w:tc>
@@ -4302,7 +4302,7 @@
                 <w:sz w:val="20"/>
                 <w:szCs w:val="20"/>
               </w:rPr>
-              <w:t xml:space="preserve">Plan residential off rate volatility, not Fed-cut timing; hold capacity for a later, sharper rebound rather than a smooth 2026 ramp.</w:t>
+              <w:t xml:space="preserve">Plan residential off rate volatility, not Fed-cut timing; the recovery is now a 2027 case, so hold capacity for a later, sharper rebound rather than a smooth 2026 ramp.</w:t>
             </w:r>
           </w:p>
         </w:tc>

--- a/knowledge-base/outputs/h1-2026-prep/H1_2026_Report_DRAFT.docx
+++ b/knowledge-base/outputs/h1-2026-prep/H1_2026_Report_DRAFT.docx
@@ -47,7 +47,7 @@
         <w:spacing w:after="300"/>
         <w:jc w:val="left"/>
       </w:pPr>
-      <w:hyperlink w:history="1" r:id="rIdrxgo3tqhzwdxd51bw7v2x">
+      <w:hyperlink w:history="1" r:id="rIdj6gn8luv9tdbdggjgfx4q">
         <w:r>
           <w:rPr>
             <w:rFonts w:ascii="Arial" w:cs="Arial" w:eastAsia="Arial" w:hAnsi="Arial"/>
@@ -1516,7 +1516,7 @@
           <w:sz w:val="24"/>
           <w:szCs w:val="24"/>
         </w:rPr>
-        <w:t xml:space="preserve">The biggest demand surprise of the half was the construction wave driven by AI data centers. We under-weighted it last edition. This half it became the dominant driver of nonresidential demand and pulled through nearly every tracked segment.</w:t>
+        <w:t xml:space="preserve">The biggest demand surprise of the half was the AI data-center build-out, the dominant driver of nonresidential demand this half and one we under-weighted last edition. It pulls through the full building-materials stack: aggregates, cement, and structural steel for the shell and foundations; electrical gear, power equipment, and HVAC/liquid-cooling for the fit-out; and insulation, coatings, and panels for the envelope.</w:t>
       </w:r>
     </w:p>
     <w:p>
@@ -1529,7 +1529,7 @@
           <w:sz w:val="24"/>
           <w:szCs w:val="24"/>
         </w:rPr>
-        <w:t xml:space="preserve">In thermal management and HVAC, Modine signed a landmark $4 billion long-term capacity agreement through 2029; Trane completed its acquisition of liquid-cooling specialist LiquidStack; Johnson Controls guided to roughly 1GW of data-center thermal demand and launched a 3.5MW-class YORK unit; Carrier introduced its AquaEdge chiller; and AAON cited a $1 billion data-center opportunity. In construction and engineering, Sterling Infrastructure emerged as a pure-play data-center builder. In envelope, coatings, and finishes, Sherwin-Williams positioned itself as the single coatings partner for data-center construction, USG formed an alliance with Subzero Engineering, and Kingspan expanded internationally. The pipeline is global and deep, from West Texas and DFW to the Nordics and APAC.</w:t>
+        <w:t xml:space="preserve">The signals ran across our coverage: Trane and Johnson Controls scaling data-center thermal lines, Carrier and AAON chasing the cooling load, Sterling Infrastructure repositioning as a pure-play data-center builder, and Sherwin-Williams, USG, and Kingspan tying finishes and envelope to a pipeline that now runs from West Texas and DFW to the Nordics and APAC.</w:t>
       </w:r>
     </w:p>
     <w:p>
@@ -1542,7 +1542,7 @@
           <w:sz w:val="24"/>
           <w:szCs w:val="24"/>
         </w:rPr>
-        <w:t xml:space="preserve">Demand is not the constraint; deliverable capacity is. Global hyperscaler capex is set to top $700 billion in 2026, and the Americas pipeline reached 25.3 GW under construction at the end of 2025, 89% of it pre-committed. Yet of the ~16 GW of U.S. capacity planned for 2026, only about 5 GW is on track to energize this year. Power is now the top build constraint: high-voltage transformers run roughly four years out (about 80% of U.S. large transformers are imported, against a ~30% supply deficit projected through 2027), grid-interconnection queues stretch five to seven years against 12-18-month build times, and behind-the-meter generation has become standard rather than a hedge - roughly 56% of developers are now exploring on-site generation, set to supply about 30% of incremental data-center power demand through 2030. The squeeze extends to the power-equipment OEMs in our coverage: Caterpillar's engine backlog reached $63 billion (up 79% year-over-year, booked into 2028) and GE Vernova is sold out of gas turbines through 2030. Permitting and labor gate the rest: $156 billion of projects were blocked or delayed by local opposition across 2025 and Q1 2026 (48 projects, 2.4x the prior two-year cumulative; Texas SB 6, Virginia HB 507, and moratoriums from Ohio to Maine), and contractor backlogs have tripled to roughly ten months amid a ~440K-worker shortage led by electricians - a drag worth roughly $14 million in lost revenue for every month a 60 MW site slips. On cooling, a $15 billion-plus M&amp;A wave (Eaton-Boyd at $9.5 billion, Trane-LiquidStack, Ecolab-CoolIT at $4.75 billion) is finally adding capacity as liquid-cooling adoption climbs from 22% to about 40%. These figures track Applied Value's H1 2026 US Data Center Supply Chain Report, which maps the constraint layer by layer.</w:t>
+        <w:t xml:space="preserve">Demand is not the constraint; deliverable capacity is - and the bottlenecks sit in the construction path. Of the ~16 GW of U.S. capacity planned for 2026, only about 5 GW is on track to energize this year, against a 25.3 GW Americas pipeline (89% pre-committed) and $700 billion of global hyperscaler capex. Power leads: high-voltage transformers run roughly four years out (about 80% imported, against a ~30% U.S. supply deficit through 2027), grid-interconnection queues stretch five to seven years against 12-18-month build times, and behind-the-meter generation is now standard - pushing power-equipment backlogs to records (Caterpillar's engine backlog reached $63 billion, up 79% year-over-year; GE Vernova is sold out of gas turbines through 2030). Permitting and construction labor gate the rest: $156 billion of projects were blocked or delayed across 2025 and Q1 2026 (Texas SB 6, Virginia HB 507), and contractor backlogs have tripled to roughly ten months amid a ~440K-worker shortage led by electricians - roughly $14 million of lost revenue for every month a 60 MW site slips. On cooling, a $15 billion-plus M&amp;A wave (Eaton-Boyd $9.5 billion, Ecolab-CoolIT $4.75 billion) is adding capacity as liquid-cooling adoption climbs from 22% to about 40%. These figures track Applied Value's H1 2026 US Data Center Supply Chain Report.</w:t>
       </w:r>
     </w:p>
     <w:p>
@@ -1562,7 +1562,7 @@
           <w:sz w:val="22"/>
           <w:szCs w:val="22"/>
         </w:rPr>
-        <w:t xml:space="preserve">For our clients:  </w:t>
+        <w:t xml:space="preserve">What it means for our clients:  </w:t>
       </w:r>
       <w:r>
         <w:rPr>
@@ -1572,80 +1572,7 @@
           <w:sz w:val="22"/>
           <w:szCs w:val="22"/>
         </w:rPr>
-        <w:t xml:space="preserve">data-center demand is the cleanest growth opportunity in the sector, but it is gated by power, grid, permitting, and labor, not by capital. The pull-through into HVAC, electrical, structural, and finishing products is real; its timing depends on what can actually get energized. The winners are tied to the unlocking layers (power and electrical equipment, prefabrication, and cooling) and can plan around multi-year power and permitting timelines. It remains a concentrated bet on one capital- and power-intensive source.</w:t>
-      </w:r>
-    </w:p>
-    <w:p>
-      <w:pPr>
-        <w:pBdr>
-          <w:left w:val="single" w:color="215D44" w:sz="18" w:space="6"/>
-        </w:pBdr>
-        <w:shd w:color="E0F4EB" w:val="solid"/>
-        <w:spacing w:after="160" w:before="100"/>
-      </w:pPr>
-      <w:r>
-        <w:rPr>
-          <w:rFonts w:ascii="Arial" w:cs="Arial" w:eastAsia="Arial" w:hAnsi="Arial"/>
-          <w:b/>
-          <w:bCs/>
-          <w:color w:val="215D44"/>
-          <w:sz w:val="21"/>
-          <w:szCs w:val="21"/>
-        </w:rPr>
-        <w:t xml:space="preserve">Applied Value in action — capturing a new growth segment.  </w:t>
-      </w:r>
-      <w:r>
-        <w:rPr>
-          <w:rFonts w:ascii="Arial" w:cs="Arial" w:eastAsia="Arial" w:hAnsi="Arial"/>
-          <w:sz w:val="21"/>
-          <w:szCs w:val="21"/>
-        </w:rPr>
-        <w:t xml:space="preserve">For ASSA ABLOY, targeting a new, higher-value end-user segment, AV built a go-to-market strategy segment-by-segment: mapping the buying center, criteria, and process; defining the sales-rep profile and value-added support model; and producing a sized market-opportunity assessment and roll-out plan. The same playbook applies directly to capturing data-center demand: identify the highest-value programs, then build the commercial readiness to win them.</w:t>
-      </w:r>
-      <w:r>
-        <w:rPr>
-          <w:rFonts w:ascii="Arial" w:cs="Arial" w:eastAsia="Arial" w:hAnsi="Arial"/>
-          <w:i/>
-          <w:iCs/>
-          <w:color w:val="7B7B7B"/>
-          <w:sz w:val="18"/>
-          <w:szCs w:val="18"/>
-        </w:rPr>
-        <w:t xml:space="preserve">  (real AV engagement)</w:t>
-      </w:r>
-    </w:p>
-    <w:p>
-      <w:pPr>
-        <w:pBdr>
-          <w:top w:val="single" w:color="C0392B" w:sz="12" w:space="4"/>
-          <w:bottom w:val="single" w:color="C0392B" w:sz="12" w:space="4"/>
-          <w:left w:val="single" w:color="C0392B" w:sz="18" w:space="6"/>
-          <w:right w:val="single" w:color="C0392B" w:sz="12" w:space="4"/>
-        </w:pBdr>
-        <w:shd w:color="FDECEA" w:val="solid"/>
-        <w:spacing w:after="160" w:before="120"/>
-      </w:pPr>
-      <w:r>
-        <w:rPr>
-          <w:rFonts w:ascii="Arial" w:cs="Arial" w:eastAsia="Arial" w:hAnsi="Arial"/>
-          <w:b/>
-          <w:bCs/>
-          <w:color w:val="C0392B"/>
-          <w:sz w:val="22"/>
-          <w:szCs w:val="22"/>
-        </w:rPr>
-        <w:t xml:space="preserve">⚠ PRE-PUBLICATION — MUST ANONYMIZE BEFORE EXTERNAL RELEASE.  </w:t>
-      </w:r>
-      <w:r>
-        <w:rPr>
-          <w:rFonts w:ascii="Arial" w:cs="Arial" w:eastAsia="Arial" w:hAnsi="Arial"/>
-          <w:b/>
-          <w:bCs/>
-          <w:color w:val="922B21"/>
-          <w:sz w:val="21"/>
-          <w:szCs w:val="21"/>
-        </w:rPr>
-        <w:t xml:space="preserve">Names ASSA ABLOY. Before external release, confirm client-disclosure permission or anonymize (e.g., "a building-products manufacturer"). Internal review draft only.</w:t>
+        <w:t xml:space="preserve">data-center demand is the cleanest growth opportunity in the sector, but it is gated by power, grid, permitting, and labor, not by capital. The pull-through into structural steel, concrete, electrical and power equipment, cooling, and envelope products is real, but paced by what can actually be energized. The winners are suppliers tied to the unlocking layers (power and electrical equipment, prefab, and cooling) that can plan around multi-year power and permitting timelines. It remains a concentrated bet on one capital- and power-intensive source.</w:t>
       </w:r>
     </w:p>
     <w:p>
@@ -5290,24 +5217,6 @@
           <w:sz w:val="24"/>
           <w:szCs w:val="24"/>
         </w:rPr>
-        <w:t xml:space="preserve">New-segment growth capture (see §5) — ASSA ABLOY; go-to-market strategy by end-user segment; sized market opportunity and roll-out plan.</w:t>
-      </w:r>
-    </w:p>
-    <w:p>
-      <w:pPr>
-        <w:pStyle w:val="ListParagraph"/>
-        <w:numPr>
-          <w:ilvl w:val="0"/>
-          <w:numId w:val="1"/>
-        </w:numPr>
-        <w:spacing w:after="60"/>
-      </w:pPr>
-      <w:r>
-        <w:rPr>
-          <w:rFonts w:ascii="Arial" w:cs="Arial" w:eastAsia="Arial" w:hAnsi="Arial"/>
-          <w:sz w:val="24"/>
-          <w:szCs w:val="24"/>
-        </w:rPr>
         <w:t xml:space="preserve">Procurement leverage at scale (see §6) — Heidelberg Materials cement-network RFP; $2.8M (12%) freight savings, $7.5M (5%) targeted on $150.9M spend.</w:t>
       </w:r>
     </w:p>
@@ -5360,7 +5269,7 @@
           <w:sz w:val="21"/>
           <w:szCs w:val="21"/>
         </w:rPr>
-        <w:t xml:space="preserve">All four case studies above name real clients — Array Technologies (§4), ASSA ABLOY (§5), Heidelberg Materials (§6), and Piab (§6). Anonymize every one before any external release (confirm client-disclosure permission or use a sector descriptor). Two items still need verification: the Heidelberg figures ($2.8M/$7.5M/$150.9M — source decks show $5.75M/$6.0M variants) and the steel figures ($79–114/ST, ±$26M — not yet traced to a source deck; Array Technologies is a tentative match). Internal review draft only.</w:t>
+        <w:t xml:space="preserve">All three case studies above name real clients — Array Technologies (§4), Heidelberg Materials (§6), and Piab (§6). Anonymize every one before any external release (confirm client-disclosure permission or use a sector descriptor). Two items still need verification: the Heidelberg figures ($2.8M/$7.5M/$150.9M — source decks show $5.75M/$6.0M variants) and the steel figures ($79–114/ST, ±$26M — not yet traced to a source deck; Array Technologies is a tentative match). Internal review draft only.</w:t>
       </w:r>
     </w:p>
     <w:p>

--- a/knowledge-base/outputs/h1-2026-prep/H1_2026_Report_DRAFT.docx
+++ b/knowledge-base/outputs/h1-2026-prep/H1_2026_Report_DRAFT.docx
@@ -47,7 +47,7 @@
         <w:spacing w:after="300"/>
         <w:jc w:val="left"/>
       </w:pPr>
-      <w:hyperlink w:history="1" r:id="rIdj6gn8luv9tdbdggjgfx4q">
+      <w:hyperlink w:history="1" r:id="rIddvjaiw27r6zvlmx41-jor">
         <w:r>
           <w:rPr>
             <w:rFonts w:ascii="Arial" w:cs="Arial" w:eastAsia="Arial" w:hAnsi="Arial"/>
@@ -1351,7 +1351,7 @@
           <w:sz w:val="24"/>
           <w:szCs w:val="24"/>
         </w:rPr>
-        <w:t xml:space="preserve">Labor remained a binding constraint on housing starts per NAHB, and workforce-development initiatives continued across the sector. But ISM Services employment turned to contraction, the first genuine loosening signal and the wage-moderation watchpoint we flagged in November.</w:t>
+        <w:t xml:space="preserve">Labor remained a binding constraint on housing starts per NAHB, and workforce-development initiatives continued across the sector. But ISM Services employment turned to contraction, the first loosening signal and the wage-moderation watchpoint we flagged in November.</w:t>
       </w:r>
     </w:p>
     <w:p>
@@ -1572,7 +1572,7 @@
           <w:sz w:val="22"/>
           <w:szCs w:val="22"/>
         </w:rPr>
-        <w:t xml:space="preserve">data-center demand is the cleanest growth opportunity in the sector, but it is gated by power, grid, permitting, and labor, not by capital. The pull-through into structural steel, concrete, electrical and power equipment, cooling, and envelope products is real, but paced by what can actually be energized. The winners are suppliers tied to the unlocking layers (power and electrical equipment, prefab, and cooling) that can plan around multi-year power and permitting timelines. It remains a concentrated bet on one capital- and power-intensive source.</w:t>
+        <w:t xml:space="preserve">data-center demand is the cleanest growth opportunity in the sector, but it is gated by power, grid, permitting, and labor, not by capital. The pull-through into structural steel, concrete, electrical and power equipment, cooling, and envelope products is real, but paced by what can actually be energized. The winners are suppliers in the bottleneck-clearing layers (power and electrical equipment, prefab, and cooling) that can plan around multi-year power and permitting timelines. It remains a concentrated bet on one capital- and power-intensive source.</w:t>
       </w:r>
     </w:p>
     <w:p>
@@ -5123,7 +5123,7 @@
           <w:sz w:val="22"/>
           <w:szCs w:val="22"/>
         </w:rPr>
-        <w:t xml:space="preserve">This candor doubles as a disclaimer. We don't pretend to have a crystal ball, and neither does anyone else forecasting this market. That is why operators benefit from an advisor who revisits the call, learns from it, and adjusts.</w:t>
+        <w:t xml:space="preserve">This candor doubles as a disclaimer. No one forecasting this market has a crystal ball. That is why operators benefit from an advisor who revisits the call and adjusts when it's wrong.</w:t>
       </w:r>
     </w:p>
     <w:p>
